--- a/cases/codebreaker/published/Codebreaker — Facilitator Guide.docx
+++ b/cases/codebreaker/published/Codebreaker — Facilitator Guide.docx
@@ -372,7 +372,7 @@
         <w:spacing w:after="160"/>
       </w:pPr>
       <w:r>
-        <w:t xml:space="preserve">This is a real, sound mechanism, not an invented plot device — a monoalphabetic substitution cipher (Option A) preserves the plaintext's own letter-frequency pattern in its ciphertext no matter how large its one-time keyspace is, which is exactly why real cryptographers consider raw keyspace a poor stand-in for real security once a key is reused (Wikipedia, "Frequency analysis"). It does not depend on which multiplier was chosen, does not depend on which of the two required messages is intercepted, and does not contradict D1-D3's blind-guess probabilities, which are still correct as one-shot guesses — the twist reveals that "one-shot guess" was never the terror cell's real attack. It also does not silently hand Option B the win: Circle Shift's tiny keyspace (≤26 for these messages) means it can be brute-forced by hand in minutes the moment it's even suspected.</w:t>
+        <w:t xml:space="preserve">This is a real, sound mechanism, not an invented plot device — a monoalphabetic substitution cipher (a cipher, like Option A here, that always swaps the same plaintext letter for the same output value every time it appears) preserves the plaintext's own letter-frequency pattern in its ciphertext no matter how large its one-time keyspace is, which is exactly why real cryptographers consider raw keyspace a poor stand-in for real security once a key is reused (Wikipedia, "Frequency analysis"). It does not depend on which multiplier was chosen, does not depend on which of the two required messages is intercepted, and does not contradict D1-D3's blind-guess probabilities, which are still correct as one-shot guesses — the twist reveals that "one-shot guess" was never the terror cell's real attack. It also does not silently hand Option B the win: Circle Shift's tiny keyspace (≤26 for these messages) means it can be brute-forced by hand in minutes the moment it's even suspected.</w:t>
       </w:r>
     </w:p>
     <w:p>
